--- a/MODELO DE DADOS ATUALIZADO.docx
+++ b/MODELO DE DADOS ATUALIZADO.docx
@@ -1,6 +1,6 @@
 
 <file path=word/document.xml><?xml version="1.0" encoding="utf-8"?>
-<w:document xmlns:wpc="http://schemas.microsoft.com/office/word/2010/wordprocessingCanvas" xmlns:cx="http://schemas.microsoft.com/office/drawing/2014/chartex" xmlns:cx1="http://schemas.microsoft.com/office/drawing/2015/9/8/chartex" xmlns:cx2="http://schemas.microsoft.com/office/drawing/2015/10/21/chartex" xmlns:cx3="http://schemas.microsoft.com/office/drawing/2016/5/9/chartex" xmlns:cx4="http://schemas.microsoft.com/office/drawing/2016/5/10/chartex" xmlns:cx5="http://schemas.microsoft.com/office/drawing/2016/5/11/chartex" xmlns:cx6="http://schemas.microsoft.com/office/drawing/2016/5/12/chartex" xmlns:cx7="http://schemas.microsoft.com/office/drawing/2016/5/13/chartex" xmlns:cx8="http://schemas.microsoft.com/office/drawing/2016/5/14/chartex" xmlns:mc="http://schemas.openxmlformats.org/markup-compatibility/2006" xmlns:aink="http://schemas.microsoft.com/office/drawing/2016/ink" xmlns:am3d="http://schemas.microsoft.com/office/drawing/2017/model3d" xmlns:o="urn:schemas-microsoft-com:office:office" xmlns:r="http://schemas.openxmlformats.org/officeDocument/2006/relationships" xmlns:m="http://schemas.openxmlformats.org/officeDocument/2006/math" xmlns:v="urn:schemas-microsoft-com:vml" xmlns:wp14="http://schemas.microsoft.com/office/word/2010/wordprocessingDrawing" xmlns:wp="http://schemas.openxmlformats.org/drawingml/2006/wordprocessingDrawing" xmlns:w10="urn:schemas-microsoft-com:office:word" xmlns:w="http://schemas.openxmlformats.org/wordprocessingml/2006/main" xmlns:w14="http://schemas.microsoft.com/office/word/2010/wordml" xmlns:w15="http://schemas.microsoft.com/office/word/2012/wordml" xmlns:w16cid="http://schemas.microsoft.com/office/word/2016/wordml/cid" xmlns:w16se="http://schemas.microsoft.com/office/word/2015/wordml/symex" xmlns:wpg="http://schemas.microsoft.com/office/word/2010/wordprocessingGroup" xmlns:wpi="http://schemas.microsoft.com/office/word/2010/wordprocessingInk" xmlns:wne="http://schemas.microsoft.com/office/word/2006/wordml" xmlns:wps="http://schemas.microsoft.com/office/word/2010/wordprocessingShape" mc:Ignorable="w14 w15 w16se w16cid wp14">
+<w:document xmlns:wpc="http://schemas.microsoft.com/office/word/2010/wordprocessingCanvas" xmlns:cx="http://schemas.microsoft.com/office/drawing/2014/chartex" xmlns:cx1="http://schemas.microsoft.com/office/drawing/2015/9/8/chartex" xmlns:cx2="http://schemas.microsoft.com/office/drawing/2015/10/21/chartex" xmlns:cx3="http://schemas.microsoft.com/office/drawing/2016/5/9/chartex" xmlns:cx4="http://schemas.microsoft.com/office/drawing/2016/5/10/chartex" xmlns:cx5="http://schemas.microsoft.com/office/drawing/2016/5/11/chartex" xmlns:cx6="http://schemas.microsoft.com/office/drawing/2016/5/12/chartex" xmlns:cx7="http://schemas.microsoft.com/office/drawing/2016/5/13/chartex" xmlns:cx8="http://schemas.microsoft.com/office/drawing/2016/5/14/chartex" xmlns:mc="http://schemas.openxmlformats.org/markup-compatibility/2006" xmlns:aink="http://schemas.microsoft.com/office/drawing/2016/ink" xmlns:am3d="http://schemas.microsoft.com/office/drawing/2017/model3d" xmlns:o="urn:schemas-microsoft-com:office:office" xmlns:oel="http://schemas.microsoft.com/office/2019/extlst" xmlns:r="http://schemas.openxmlformats.org/officeDocument/2006/relationships" xmlns:m="http://schemas.openxmlformats.org/officeDocument/2006/math" xmlns:v="urn:schemas-microsoft-com:vml" xmlns:wp14="http://schemas.microsoft.com/office/word/2010/wordprocessingDrawing" xmlns:wp="http://schemas.openxmlformats.org/drawingml/2006/wordprocessingDrawing" xmlns:w10="urn:schemas-microsoft-com:office:word" xmlns:w="http://schemas.openxmlformats.org/wordprocessingml/2006/main" xmlns:w14="http://schemas.microsoft.com/office/word/2010/wordml" xmlns:w15="http://schemas.microsoft.com/office/word/2012/wordml" xmlns:w16cex="http://schemas.microsoft.com/office/word/2018/wordml/cex" xmlns:w16cid="http://schemas.microsoft.com/office/word/2016/wordml/cid" xmlns:w16="http://schemas.microsoft.com/office/word/2018/wordml" xmlns:w16sdtdh="http://schemas.microsoft.com/office/word/2020/wordml/sdtdatahash" xmlns:w16se="http://schemas.microsoft.com/office/word/2015/wordml/symex" xmlns:wpg="http://schemas.microsoft.com/office/word/2010/wordprocessingGroup" xmlns:wpi="http://schemas.microsoft.com/office/word/2010/wordprocessingInk" xmlns:wne="http://schemas.microsoft.com/office/word/2006/wordml" xmlns:wps="http://schemas.microsoft.com/office/word/2010/wordprocessingShape" mc:Ignorable="w14 w15 w16se w16cid w16 w16cex w16sdtdh wp14">
   <w:body>
     <w:p/>
     <w:p>
@@ -1072,7 +1072,11 @@
           <w:tcPr>
             <w:tcW w:w="1151" w:type="pct"/>
           </w:tcPr>
-          <w:p/>
+          <w:p>
+            <w:r>
+              <w:t>Nome da Permissão</w:t>
+            </w:r>
+          </w:p>
         </w:tc>
       </w:tr>
     </w:tbl>
@@ -1478,7 +1482,11 @@
           <w:tcPr>
             <w:tcW w:w="1151" w:type="pct"/>
           </w:tcPr>
-          <w:p/>
+          <w:p>
+            <w:r>
+              <w:t>Setor</w:t>
+            </w:r>
+          </w:p>
         </w:tc>
       </w:tr>
       <w:tr>
@@ -1562,7 +1570,11 @@
           <w:tcPr>
             <w:tcW w:w="1151" w:type="pct"/>
           </w:tcPr>
-          <w:p/>
+          <w:p>
+            <w:r>
+              <w:t>Criador da Tarefa</w:t>
+            </w:r>
+          </w:p>
         </w:tc>
       </w:tr>
       <w:tr>
@@ -1797,9 +1809,6 @@
             <w:pPr>
               <w:jc w:val="center"/>
             </w:pPr>
-            <w:r>
-              <w:t>5</w:t>
-            </w:r>
           </w:p>
         </w:tc>
         <w:tc>
@@ -1832,29 +1841,18 @@
             <w:r>
               <w:t xml:space="preserve">0 - </w:t>
             </w:r>
-            <w:proofErr w:type="gramStart"/>
-            <w:r>
-              <w:t>menor</w:t>
-            </w:r>
-            <w:proofErr w:type="gramEnd"/>
-            <w:r>
-              <w:t xml:space="preserve"> prioridade</w:t>
-            </w:r>
-          </w:p>
-          <w:p>
-            <w:r>
-              <w:t>5</w:t>
-            </w:r>
-            <w:r>
-              <w:t xml:space="preserve"> - </w:t>
-            </w:r>
-            <w:proofErr w:type="gramStart"/>
-            <w:r>
-              <w:t>maior</w:t>
-            </w:r>
-            <w:proofErr w:type="gramEnd"/>
-            <w:r>
-              <w:t xml:space="preserve"> prioridade</w:t>
+            <w:r>
+              <w:t>Baixa</w:t>
+            </w:r>
+          </w:p>
+          <w:p>
+            <w:r>
+              <w:t>1 - Media</w:t>
+            </w:r>
+          </w:p>
+          <w:p>
+            <w:r>
+              <w:t>2 - Alta</w:t>
             </w:r>
           </w:p>
         </w:tc>
@@ -1867,7 +1865,7 @@
           </w:tcPr>
           <w:p>
             <w:r>
-              <w:t>Prazo da Tarefa</w:t>
+              <w:t>Estimativa minutos</w:t>
             </w:r>
           </w:p>
         </w:tc>
@@ -1879,7 +1877,7 @@
           <w:p>
             <w:proofErr w:type="spellStart"/>
             <w:r>
-              <w:t>tar_prazo</w:t>
+              <w:t>tar_estimativa_minutos</w:t>
             </w:r>
             <w:proofErr w:type="spellEnd"/>
           </w:p>
@@ -1894,7 +1892,7 @@
               <w:jc w:val="center"/>
             </w:pPr>
             <w:r>
-              <w:t>TIME</w:t>
+              <w:t>Int</w:t>
             </w:r>
           </w:p>
         </w:tc>
@@ -1935,7 +1933,11 @@
           <w:tcPr>
             <w:tcW w:w="1151" w:type="pct"/>
           </w:tcPr>
-          <w:p/>
+          <w:p>
+            <w:r>
+              <w:t>Estimativa de tempo para concluir tarefa.</w:t>
+            </w:r>
+          </w:p>
         </w:tc>
       </w:tr>
       <w:tr>
@@ -1944,14 +1946,24 @@
             <w:tcW w:w="1062" w:type="pct"/>
             <w:vAlign w:val="center"/>
           </w:tcPr>
-          <w:p/>
+          <w:p>
+            <w:r>
+              <w:t>Data de criação</w:t>
+            </w:r>
+          </w:p>
         </w:tc>
         <w:tc>
           <w:tcPr>
             <w:tcW w:w="1013" w:type="pct"/>
             <w:vAlign w:val="center"/>
           </w:tcPr>
-          <w:p/>
+          <w:p>
+            <w:proofErr w:type="spellStart"/>
+            <w:r>
+              <w:t>tar_data_criacao</w:t>
+            </w:r>
+            <w:proofErr w:type="spellEnd"/>
+          </w:p>
         </w:tc>
         <w:tc>
           <w:tcPr>
@@ -1962,6 +1974,11 @@
             <w:pPr>
               <w:jc w:val="center"/>
             </w:pPr>
+            <w:proofErr w:type="spellStart"/>
+            <w:r>
+              <w:t>DateTime</w:t>
+            </w:r>
+            <w:proofErr w:type="spellEnd"/>
           </w:p>
         </w:tc>
         <w:tc>
@@ -2001,167 +2018,11 @@
           <w:tcPr>
             <w:tcW w:w="1151" w:type="pct"/>
           </w:tcPr>
-          <w:p/>
-        </w:tc>
-      </w:tr>
-      <w:tr>
-        <w:tc>
-          <w:tcPr>
-            <w:tcW w:w="1062" w:type="pct"/>
-            <w:vAlign w:val="center"/>
-          </w:tcPr>
-          <w:p>
-            <w:r>
-              <w:t>Estimativa minutos</w:t>
-            </w:r>
-          </w:p>
-        </w:tc>
-        <w:tc>
-          <w:tcPr>
-            <w:tcW w:w="1013" w:type="pct"/>
-            <w:vAlign w:val="center"/>
-          </w:tcPr>
-          <w:p>
-            <w:proofErr w:type="spellStart"/>
-            <w:r>
-              <w:t>tar_estimativa_minutos</w:t>
-            </w:r>
-            <w:proofErr w:type="spellEnd"/>
-          </w:p>
-        </w:tc>
-        <w:tc>
-          <w:tcPr>
-            <w:tcW w:w="861" w:type="pct"/>
-            <w:vAlign w:val="center"/>
-          </w:tcPr>
-          <w:p>
-            <w:pPr>
-              <w:jc w:val="center"/>
-            </w:pPr>
-            <w:r>
-              <w:t>Int</w:t>
-            </w:r>
-          </w:p>
-        </w:tc>
-        <w:tc>
-          <w:tcPr>
-            <w:tcW w:w="507" w:type="pct"/>
-            <w:vAlign w:val="center"/>
-          </w:tcPr>
-          <w:p>
-            <w:pPr>
-              <w:jc w:val="center"/>
-            </w:pPr>
-          </w:p>
-        </w:tc>
-        <w:tc>
-          <w:tcPr>
-            <w:tcW w:w="203" w:type="pct"/>
-            <w:vAlign w:val="center"/>
-          </w:tcPr>
-          <w:p>
-            <w:pPr>
-              <w:jc w:val="center"/>
-            </w:pPr>
-          </w:p>
-        </w:tc>
-        <w:tc>
-          <w:tcPr>
-            <w:tcW w:w="203" w:type="pct"/>
-            <w:vAlign w:val="center"/>
-          </w:tcPr>
-          <w:p>
-            <w:pPr>
-              <w:jc w:val="center"/>
-            </w:pPr>
-          </w:p>
-        </w:tc>
-        <w:tc>
-          <w:tcPr>
-            <w:tcW w:w="1151" w:type="pct"/>
-          </w:tcPr>
-          <w:p/>
-        </w:tc>
-      </w:tr>
-      <w:tr>
-        <w:tc>
-          <w:tcPr>
-            <w:tcW w:w="1062" w:type="pct"/>
-            <w:vAlign w:val="center"/>
-          </w:tcPr>
-          <w:p>
-            <w:r>
-              <w:t>Data de criação</w:t>
-            </w:r>
-          </w:p>
-        </w:tc>
-        <w:tc>
-          <w:tcPr>
-            <w:tcW w:w="1013" w:type="pct"/>
-            <w:vAlign w:val="center"/>
-          </w:tcPr>
-          <w:p>
-            <w:proofErr w:type="spellStart"/>
-            <w:r>
-              <w:t>tar_data_criacao</w:t>
-            </w:r>
-            <w:proofErr w:type="spellEnd"/>
-          </w:p>
-        </w:tc>
-        <w:tc>
-          <w:tcPr>
-            <w:tcW w:w="861" w:type="pct"/>
-            <w:vAlign w:val="center"/>
-          </w:tcPr>
-          <w:p>
-            <w:pPr>
-              <w:jc w:val="center"/>
-            </w:pPr>
-            <w:proofErr w:type="spellStart"/>
-            <w:r>
-              <w:t>DateTime</w:t>
-            </w:r>
-            <w:proofErr w:type="spellEnd"/>
-          </w:p>
-        </w:tc>
-        <w:tc>
-          <w:tcPr>
-            <w:tcW w:w="507" w:type="pct"/>
-            <w:vAlign w:val="center"/>
-          </w:tcPr>
-          <w:p>
-            <w:pPr>
-              <w:jc w:val="center"/>
-            </w:pPr>
-          </w:p>
-        </w:tc>
-        <w:tc>
-          <w:tcPr>
-            <w:tcW w:w="203" w:type="pct"/>
-            <w:vAlign w:val="center"/>
-          </w:tcPr>
-          <w:p>
-            <w:pPr>
-              <w:jc w:val="center"/>
-            </w:pPr>
-          </w:p>
-        </w:tc>
-        <w:tc>
-          <w:tcPr>
-            <w:tcW w:w="203" w:type="pct"/>
-            <w:vAlign w:val="center"/>
-          </w:tcPr>
-          <w:p>
-            <w:pPr>
-              <w:jc w:val="center"/>
-            </w:pPr>
-          </w:p>
-        </w:tc>
-        <w:tc>
-          <w:tcPr>
-            <w:tcW w:w="1151" w:type="pct"/>
-          </w:tcPr>
-          <w:p/>
+          <w:p>
+            <w:r>
+              <w:t>Data da criação</w:t>
+            </w:r>
+          </w:p>
         </w:tc>
       </w:tr>
       <w:tr>
@@ -2661,138 +2522,6 @@
           </w:p>
         </w:tc>
       </w:tr>
-      <w:tr>
-        <w:tc>
-          <w:tcPr>
-            <w:tcW w:w="1062" w:type="pct"/>
-            <w:vAlign w:val="center"/>
-          </w:tcPr>
-          <w:p/>
-        </w:tc>
-        <w:tc>
-          <w:tcPr>
-            <w:tcW w:w="1013" w:type="pct"/>
-            <w:vAlign w:val="center"/>
-          </w:tcPr>
-          <w:p/>
-        </w:tc>
-        <w:tc>
-          <w:tcPr>
-            <w:tcW w:w="861" w:type="pct"/>
-            <w:vAlign w:val="center"/>
-          </w:tcPr>
-          <w:p>
-            <w:pPr>
-              <w:jc w:val="center"/>
-            </w:pPr>
-          </w:p>
-        </w:tc>
-        <w:tc>
-          <w:tcPr>
-            <w:tcW w:w="507" w:type="pct"/>
-            <w:vAlign w:val="center"/>
-          </w:tcPr>
-          <w:p>
-            <w:pPr>
-              <w:jc w:val="center"/>
-            </w:pPr>
-          </w:p>
-        </w:tc>
-        <w:tc>
-          <w:tcPr>
-            <w:tcW w:w="203" w:type="pct"/>
-            <w:vAlign w:val="center"/>
-          </w:tcPr>
-          <w:p>
-            <w:pPr>
-              <w:jc w:val="center"/>
-            </w:pPr>
-          </w:p>
-        </w:tc>
-        <w:tc>
-          <w:tcPr>
-            <w:tcW w:w="203" w:type="pct"/>
-            <w:vAlign w:val="center"/>
-          </w:tcPr>
-          <w:p>
-            <w:pPr>
-              <w:jc w:val="center"/>
-            </w:pPr>
-          </w:p>
-        </w:tc>
-        <w:tc>
-          <w:tcPr>
-            <w:tcW w:w="1151" w:type="pct"/>
-          </w:tcPr>
-          <w:p/>
-        </w:tc>
-      </w:tr>
-      <w:tr>
-        <w:tc>
-          <w:tcPr>
-            <w:tcW w:w="1062" w:type="pct"/>
-            <w:vAlign w:val="center"/>
-          </w:tcPr>
-          <w:p/>
-        </w:tc>
-        <w:tc>
-          <w:tcPr>
-            <w:tcW w:w="1013" w:type="pct"/>
-            <w:vAlign w:val="center"/>
-          </w:tcPr>
-          <w:p/>
-        </w:tc>
-        <w:tc>
-          <w:tcPr>
-            <w:tcW w:w="861" w:type="pct"/>
-            <w:vAlign w:val="center"/>
-          </w:tcPr>
-          <w:p>
-            <w:pPr>
-              <w:jc w:val="center"/>
-            </w:pPr>
-          </w:p>
-        </w:tc>
-        <w:tc>
-          <w:tcPr>
-            <w:tcW w:w="507" w:type="pct"/>
-            <w:vAlign w:val="center"/>
-          </w:tcPr>
-          <w:p>
-            <w:pPr>
-              <w:jc w:val="center"/>
-            </w:pPr>
-          </w:p>
-        </w:tc>
-        <w:tc>
-          <w:tcPr>
-            <w:tcW w:w="203" w:type="pct"/>
-            <w:vAlign w:val="center"/>
-          </w:tcPr>
-          <w:p>
-            <w:pPr>
-              <w:jc w:val="center"/>
-            </w:pPr>
-          </w:p>
-        </w:tc>
-        <w:tc>
-          <w:tcPr>
-            <w:tcW w:w="203" w:type="pct"/>
-            <w:vAlign w:val="center"/>
-          </w:tcPr>
-          <w:p>
-            <w:pPr>
-              <w:jc w:val="center"/>
-            </w:pPr>
-          </w:p>
-        </w:tc>
-        <w:tc>
-          <w:tcPr>
-            <w:tcW w:w="1151" w:type="pct"/>
-          </w:tcPr>
-          <w:p/>
-        </w:tc>
-      </w:tr>
     </w:tbl>
     <w:p>
       <w:pPr>
@@ -3370,11 +3099,9 @@
             <w:vAlign w:val="center"/>
           </w:tcPr>
           <w:p>
-            <w:proofErr w:type="spellStart"/>
             <w:r>
               <w:t>Email</w:t>
             </w:r>
-            <w:proofErr w:type="spellEnd"/>
           </w:p>
         </w:tc>
         <w:tc>
@@ -3459,8 +3186,7 @@
           </w:tcPr>
           <w:p>
             <w:r>
-              <w:lastRenderedPageBreak/>
-              <w:t>Senha</w:t>
+              <w:t>Status</w:t>
             </w:r>
           </w:p>
         </w:tc>
@@ -3472,7 +3198,7 @@
           <w:p>
             <w:proofErr w:type="spellStart"/>
             <w:r>
-              <w:t>func_senha</w:t>
+              <w:t>func_ativo</w:t>
             </w:r>
             <w:proofErr w:type="spellEnd"/>
           </w:p>
@@ -3487,7 +3213,7 @@
               <w:jc w:val="center"/>
             </w:pPr>
             <w:r>
-              <w:t>VARCHAR</w:t>
+              <w:t>BIT</w:t>
             </w:r>
           </w:p>
         </w:tc>
@@ -3500,9 +3226,6 @@
             <w:pPr>
               <w:jc w:val="center"/>
             </w:pPr>
-            <w:r>
-              <w:t xml:space="preserve">255 </w:t>
-            </w:r>
           </w:p>
         </w:tc>
         <w:tc>
@@ -3533,7 +3256,7 @@
           </w:tcPr>
           <w:p>
             <w:r>
-              <w:t>Será armazenada e criptografada</w:t>
+              <w:t>0 – Não 1 – Sim</w:t>
             </w:r>
           </w:p>
         </w:tc>
@@ -3546,7 +3269,7 @@
           </w:tcPr>
           <w:p>
             <w:r>
-              <w:t>Status</w:t>
+              <w:t>Data da criação</w:t>
             </w:r>
           </w:p>
         </w:tc>
@@ -3558,7 +3281,7 @@
           <w:p>
             <w:proofErr w:type="spellStart"/>
             <w:r>
-              <w:t>func_ativo</w:t>
+              <w:t>func_data_criacao</w:t>
             </w:r>
             <w:proofErr w:type="spellEnd"/>
           </w:p>
@@ -3573,7 +3296,7 @@
               <w:jc w:val="center"/>
             </w:pPr>
             <w:r>
-              <w:t>BIT</w:t>
+              <w:t>DATETIME</w:t>
             </w:r>
           </w:p>
         </w:tc>
@@ -3614,11 +3337,7 @@
           <w:tcPr>
             <w:tcW w:w="1151" w:type="pct"/>
           </w:tcPr>
-          <w:p>
-            <w:r>
-              <w:t>0 – Não 1 – Sim</w:t>
-            </w:r>
-          </w:p>
+          <w:p/>
         </w:tc>
       </w:tr>
       <w:tr>
@@ -3629,7 +3348,7 @@
           </w:tcPr>
           <w:p>
             <w:r>
-              <w:t>Data da criação</w:t>
+              <w:t>Foto</w:t>
             </w:r>
           </w:p>
         </w:tc>
@@ -3641,7 +3360,7 @@
           <w:p>
             <w:proofErr w:type="spellStart"/>
             <w:r>
-              <w:t>func_data_criacao</w:t>
+              <w:t>func_foto</w:t>
             </w:r>
             <w:proofErr w:type="spellEnd"/>
           </w:p>
@@ -3656,7 +3375,7 @@
               <w:jc w:val="center"/>
             </w:pPr>
             <w:r>
-              <w:t>DATETIME</w:t>
+              <w:t>VARCHAR</w:t>
             </w:r>
           </w:p>
         </w:tc>
@@ -3669,6 +3388,9 @@
             <w:pPr>
               <w:jc w:val="center"/>
             </w:pPr>
+            <w:r>
+              <w:t>255</w:t>
+            </w:r>
           </w:p>
         </w:tc>
         <w:tc>
@@ -3697,7 +3419,16 @@
           <w:tcPr>
             <w:tcW w:w="1151" w:type="pct"/>
           </w:tcPr>
-          <w:p/>
+          <w:p>
+            <w:r>
+              <w:t xml:space="preserve">Foto de perfil do </w:t>
+            </w:r>
+            <w:proofErr w:type="spellStart"/>
+            <w:r>
+              <w:t>funcionario</w:t>
+            </w:r>
+            <w:proofErr w:type="spellEnd"/>
+          </w:p>
         </w:tc>
       </w:tr>
     </w:tbl>
@@ -3713,6 +3444,7 @@
           <w:sz w:val="22"/>
           <w:szCs w:val="20"/>
         </w:rPr>
+        <w:lastRenderedPageBreak/>
         <w:t>Fonte: Autoria própria</w:t>
       </w:r>
     </w:p>
@@ -4104,138 +3836,6 @@
           <w:p/>
         </w:tc>
       </w:tr>
-      <w:tr>
-        <w:tc>
-          <w:tcPr>
-            <w:tcW w:w="1062" w:type="pct"/>
-            <w:vAlign w:val="center"/>
-          </w:tcPr>
-          <w:p/>
-        </w:tc>
-        <w:tc>
-          <w:tcPr>
-            <w:tcW w:w="1013" w:type="pct"/>
-            <w:vAlign w:val="center"/>
-          </w:tcPr>
-          <w:p/>
-        </w:tc>
-        <w:tc>
-          <w:tcPr>
-            <w:tcW w:w="861" w:type="pct"/>
-            <w:vAlign w:val="center"/>
-          </w:tcPr>
-          <w:p>
-            <w:pPr>
-              <w:jc w:val="center"/>
-            </w:pPr>
-          </w:p>
-        </w:tc>
-        <w:tc>
-          <w:tcPr>
-            <w:tcW w:w="507" w:type="pct"/>
-            <w:vAlign w:val="center"/>
-          </w:tcPr>
-          <w:p>
-            <w:pPr>
-              <w:jc w:val="center"/>
-            </w:pPr>
-          </w:p>
-        </w:tc>
-        <w:tc>
-          <w:tcPr>
-            <w:tcW w:w="203" w:type="pct"/>
-            <w:vAlign w:val="center"/>
-          </w:tcPr>
-          <w:p>
-            <w:pPr>
-              <w:jc w:val="center"/>
-            </w:pPr>
-          </w:p>
-        </w:tc>
-        <w:tc>
-          <w:tcPr>
-            <w:tcW w:w="203" w:type="pct"/>
-            <w:vAlign w:val="center"/>
-          </w:tcPr>
-          <w:p>
-            <w:pPr>
-              <w:jc w:val="center"/>
-            </w:pPr>
-          </w:p>
-        </w:tc>
-        <w:tc>
-          <w:tcPr>
-            <w:tcW w:w="1151" w:type="pct"/>
-          </w:tcPr>
-          <w:p/>
-        </w:tc>
-      </w:tr>
-      <w:tr>
-        <w:tc>
-          <w:tcPr>
-            <w:tcW w:w="1062" w:type="pct"/>
-            <w:vAlign w:val="center"/>
-          </w:tcPr>
-          <w:p/>
-        </w:tc>
-        <w:tc>
-          <w:tcPr>
-            <w:tcW w:w="1013" w:type="pct"/>
-            <w:vAlign w:val="center"/>
-          </w:tcPr>
-          <w:p/>
-        </w:tc>
-        <w:tc>
-          <w:tcPr>
-            <w:tcW w:w="861" w:type="pct"/>
-            <w:vAlign w:val="center"/>
-          </w:tcPr>
-          <w:p>
-            <w:pPr>
-              <w:jc w:val="center"/>
-            </w:pPr>
-          </w:p>
-        </w:tc>
-        <w:tc>
-          <w:tcPr>
-            <w:tcW w:w="507" w:type="pct"/>
-            <w:vAlign w:val="center"/>
-          </w:tcPr>
-          <w:p>
-            <w:pPr>
-              <w:jc w:val="center"/>
-            </w:pPr>
-          </w:p>
-        </w:tc>
-        <w:tc>
-          <w:tcPr>
-            <w:tcW w:w="203" w:type="pct"/>
-            <w:vAlign w:val="center"/>
-          </w:tcPr>
-          <w:p>
-            <w:pPr>
-              <w:jc w:val="center"/>
-            </w:pPr>
-          </w:p>
-        </w:tc>
-        <w:tc>
-          <w:tcPr>
-            <w:tcW w:w="203" w:type="pct"/>
-            <w:vAlign w:val="center"/>
-          </w:tcPr>
-          <w:p>
-            <w:pPr>
-              <w:jc w:val="center"/>
-            </w:pPr>
-          </w:p>
-        </w:tc>
-        <w:tc>
-          <w:tcPr>
-            <w:tcW w:w="1151" w:type="pct"/>
-          </w:tcPr>
-          <w:p/>
-        </w:tc>
-      </w:tr>
     </w:tbl>
     <w:p>
       <w:pPr>
@@ -4638,8 +4238,6 @@
           </w:tcPr>
           <w:p/>
         </w:tc>
-        <w:bookmarkStart w:id="0" w:name="_GoBack"/>
-        <w:bookmarkEnd w:id="0"/>
       </w:tr>
       <w:tr>
         <w:tc>
@@ -4843,7 +4441,7 @@
               <w:jc w:val="center"/>
             </w:pPr>
             <w:r>
-              <w:t>BIT</w:t>
+              <w:t>TINYINT</w:t>
             </w:r>
           </w:p>
         </w:tc>
@@ -4856,9 +4454,6 @@
             <w:pPr>
               <w:jc w:val="center"/>
             </w:pPr>
-            <w:r>
-              <w:t>1</w:t>
-            </w:r>
           </w:p>
         </w:tc>
         <w:tc>
@@ -5141,8 +4736,10 @@
           </w:tcPr>
           <w:p>
             <w:r>
-              <w:lastRenderedPageBreak/>
-              <w:t>Foto</w:t>
+              <w:t>ID da f</w:t>
+            </w:r>
+            <w:r>
+              <w:t>oto</w:t>
             </w:r>
           </w:p>
         </w:tc>
@@ -5305,13 +4902,8 @@
             <w:tcW w:w="1151" w:type="pct"/>
           </w:tcPr>
           <w:p>
-            <w:proofErr w:type="gramStart"/>
-            <w:r>
-              <w:t>Gerado Após</w:t>
-            </w:r>
-            <w:proofErr w:type="gramEnd"/>
-            <w:r>
-              <w:t xml:space="preserve"> o cadastro da foto. ID Auto Incremento</w:t>
+            <w:r>
+              <w:t>Gerado Após o cadastro da foto. ID Auto Incremento</w:t>
             </w:r>
           </w:p>
         </w:tc>
@@ -5496,6 +5088,7 @@
           </w:tcPr>
           <w:p>
             <w:r>
+              <w:lastRenderedPageBreak/>
               <w:t>Data de Envio</w:t>
             </w:r>
           </w:p>
@@ -5586,6 +5179,697 @@
         </w:rPr>
         <w:t>Fonte: Autoria própria</w:t>
       </w:r>
+    </w:p>
+    <w:p>
+      <w:pPr>
+        <w:rPr>
+          <w:sz w:val="22"/>
+          <w:szCs w:val="20"/>
+        </w:rPr>
+      </w:pPr>
+    </w:p>
+    <w:p>
+      <w:pPr>
+        <w:pStyle w:val="Legenda"/>
+        <w:keepNext/>
+      </w:pPr>
+      <w:r>
+        <w:t xml:space="preserve">Quadro </w:t>
+      </w:r>
+      <w:r>
+        <w:rPr>
+          <w:noProof/>
+        </w:rPr>
+        <w:t>9</w:t>
+      </w:r>
+      <w:r>
+        <w:t xml:space="preserve"> - </w:t>
+      </w:r>
+      <w:r>
+        <w:t xml:space="preserve">Tabela </w:t>
+      </w:r>
+      <w:r>
+        <w:t>USUARIO</w:t>
+      </w:r>
+      <w:r>
+        <w:t>S</w:t>
+      </w:r>
+    </w:p>
+    <w:tbl>
+      <w:tblPr>
+        <w:tblStyle w:val="Tabelacomgrade"/>
+        <w:tblW w:w="5000" w:type="pct"/>
+        <w:tblLook w:val="04A0" w:firstRow="1" w:lastRow="0" w:firstColumn="1" w:lastColumn="0" w:noHBand="0" w:noVBand="1"/>
+      </w:tblPr>
+      <w:tblGrid>
+        <w:gridCol w:w="2972"/>
+        <w:gridCol w:w="2835"/>
+        <w:gridCol w:w="2410"/>
+        <w:gridCol w:w="1419"/>
+        <w:gridCol w:w="568"/>
+        <w:gridCol w:w="568"/>
+        <w:gridCol w:w="3221"/>
+      </w:tblGrid>
+      <w:tr>
+        <w:tc>
+          <w:tcPr>
+            <w:tcW w:w="1062" w:type="pct"/>
+            <w:vAlign w:val="center"/>
+          </w:tcPr>
+          <w:p>
+            <w:pPr>
+              <w:jc w:val="center"/>
+              <w:rPr>
+                <w:b/>
+              </w:rPr>
+            </w:pPr>
+            <w:r>
+              <w:rPr>
+                <w:b/>
+              </w:rPr>
+              <w:t>Ca</w:t>
+            </w:r>
+            <w:r>
+              <w:rPr>
+                <w:b/>
+              </w:rPr>
+              <w:t>m</w:t>
+            </w:r>
+            <w:r>
+              <w:rPr>
+                <w:b/>
+              </w:rPr>
+              <w:t>po Lógico</w:t>
+            </w:r>
+          </w:p>
+        </w:tc>
+        <w:tc>
+          <w:tcPr>
+            <w:tcW w:w="1013" w:type="pct"/>
+            <w:vAlign w:val="center"/>
+          </w:tcPr>
+          <w:p>
+            <w:pPr>
+              <w:jc w:val="center"/>
+              <w:rPr>
+                <w:b/>
+              </w:rPr>
+            </w:pPr>
+            <w:r>
+              <w:rPr>
+                <w:b/>
+              </w:rPr>
+              <w:t>Campo Físico</w:t>
+            </w:r>
+          </w:p>
+        </w:tc>
+        <w:tc>
+          <w:tcPr>
+            <w:tcW w:w="861" w:type="pct"/>
+            <w:vAlign w:val="center"/>
+          </w:tcPr>
+          <w:p>
+            <w:pPr>
+              <w:jc w:val="center"/>
+              <w:rPr>
+                <w:b/>
+              </w:rPr>
+            </w:pPr>
+            <w:r>
+              <w:rPr>
+                <w:b/>
+              </w:rPr>
+              <w:t>Tipo de dados</w:t>
+            </w:r>
+          </w:p>
+        </w:tc>
+        <w:tc>
+          <w:tcPr>
+            <w:tcW w:w="507" w:type="pct"/>
+            <w:vAlign w:val="center"/>
+          </w:tcPr>
+          <w:p>
+            <w:pPr>
+              <w:jc w:val="center"/>
+              <w:rPr>
+                <w:b/>
+              </w:rPr>
+            </w:pPr>
+            <w:r>
+              <w:rPr>
+                <w:b/>
+              </w:rPr>
+              <w:t>Tamanho do campo</w:t>
+            </w:r>
+          </w:p>
+        </w:tc>
+        <w:tc>
+          <w:tcPr>
+            <w:tcW w:w="203" w:type="pct"/>
+            <w:vAlign w:val="center"/>
+          </w:tcPr>
+          <w:p>
+            <w:pPr>
+              <w:jc w:val="center"/>
+              <w:rPr>
+                <w:b/>
+              </w:rPr>
+            </w:pPr>
+            <w:r>
+              <w:rPr>
+                <w:b/>
+              </w:rPr>
+              <w:t>PK</w:t>
+            </w:r>
+          </w:p>
+        </w:tc>
+        <w:tc>
+          <w:tcPr>
+            <w:tcW w:w="203" w:type="pct"/>
+            <w:vAlign w:val="center"/>
+          </w:tcPr>
+          <w:p>
+            <w:pPr>
+              <w:jc w:val="center"/>
+              <w:rPr>
+                <w:b/>
+              </w:rPr>
+            </w:pPr>
+            <w:r>
+              <w:rPr>
+                <w:b/>
+              </w:rPr>
+              <w:t>FK</w:t>
+            </w:r>
+          </w:p>
+        </w:tc>
+        <w:tc>
+          <w:tcPr>
+            <w:tcW w:w="1151" w:type="pct"/>
+            <w:vAlign w:val="center"/>
+          </w:tcPr>
+          <w:p>
+            <w:pPr>
+              <w:jc w:val="center"/>
+              <w:rPr>
+                <w:b/>
+              </w:rPr>
+            </w:pPr>
+            <w:r>
+              <w:rPr>
+                <w:b/>
+              </w:rPr>
+              <w:t>Observações</w:t>
+            </w:r>
+          </w:p>
+        </w:tc>
+      </w:tr>
+      <w:tr>
+        <w:tc>
+          <w:tcPr>
+            <w:tcW w:w="1062" w:type="pct"/>
+            <w:vAlign w:val="center"/>
+          </w:tcPr>
+          <w:p>
+            <w:r>
+              <w:t xml:space="preserve">ID do </w:t>
+            </w:r>
+            <w:proofErr w:type="spellStart"/>
+            <w:r>
+              <w:t>usuario</w:t>
+            </w:r>
+            <w:proofErr w:type="spellEnd"/>
+          </w:p>
+        </w:tc>
+        <w:tc>
+          <w:tcPr>
+            <w:tcW w:w="1013" w:type="pct"/>
+            <w:vAlign w:val="center"/>
+          </w:tcPr>
+          <w:p>
+            <w:proofErr w:type="spellStart"/>
+            <w:r>
+              <w:t>usu</w:t>
+            </w:r>
+            <w:r>
+              <w:t>_id</w:t>
+            </w:r>
+            <w:proofErr w:type="spellEnd"/>
+          </w:p>
+        </w:tc>
+        <w:tc>
+          <w:tcPr>
+            <w:tcW w:w="861" w:type="pct"/>
+            <w:vAlign w:val="center"/>
+          </w:tcPr>
+          <w:p>
+            <w:pPr>
+              <w:jc w:val="center"/>
+            </w:pPr>
+            <w:r>
+              <w:t>INT</w:t>
+            </w:r>
+          </w:p>
+        </w:tc>
+        <w:tc>
+          <w:tcPr>
+            <w:tcW w:w="507" w:type="pct"/>
+            <w:vAlign w:val="center"/>
+          </w:tcPr>
+          <w:p>
+            <w:pPr>
+              <w:jc w:val="center"/>
+            </w:pPr>
+          </w:p>
+        </w:tc>
+        <w:tc>
+          <w:tcPr>
+            <w:tcW w:w="203" w:type="pct"/>
+            <w:vAlign w:val="center"/>
+          </w:tcPr>
+          <w:p>
+            <w:pPr>
+              <w:jc w:val="center"/>
+            </w:pPr>
+            <w:r>
+              <w:t>X</w:t>
+            </w:r>
+          </w:p>
+        </w:tc>
+        <w:tc>
+          <w:tcPr>
+            <w:tcW w:w="203" w:type="pct"/>
+            <w:vAlign w:val="center"/>
+          </w:tcPr>
+          <w:p>
+            <w:pPr>
+              <w:jc w:val="center"/>
+            </w:pPr>
+          </w:p>
+        </w:tc>
+        <w:tc>
+          <w:tcPr>
+            <w:tcW w:w="1151" w:type="pct"/>
+          </w:tcPr>
+          <w:p>
+            <w:r>
+              <w:t xml:space="preserve">Gerado no cadastro </w:t>
+            </w:r>
+            <w:r>
+              <w:t xml:space="preserve">de </w:t>
+            </w:r>
+            <w:proofErr w:type="spellStart"/>
+            <w:r>
+              <w:t>usuario</w:t>
+            </w:r>
+            <w:proofErr w:type="spellEnd"/>
+            <w:r>
+              <w:t xml:space="preserve"> Auto </w:t>
+            </w:r>
+            <w:proofErr w:type="spellStart"/>
+            <w:r>
+              <w:t>Increment</w:t>
+            </w:r>
+            <w:proofErr w:type="spellEnd"/>
+          </w:p>
+        </w:tc>
+      </w:tr>
+      <w:tr>
+        <w:tc>
+          <w:tcPr>
+            <w:tcW w:w="1062" w:type="pct"/>
+            <w:vAlign w:val="center"/>
+          </w:tcPr>
+          <w:p>
+            <w:r>
+              <w:t xml:space="preserve">ID do </w:t>
+            </w:r>
+            <w:proofErr w:type="spellStart"/>
+            <w:r>
+              <w:t>funcionario</w:t>
+            </w:r>
+            <w:proofErr w:type="spellEnd"/>
+          </w:p>
+        </w:tc>
+        <w:tc>
+          <w:tcPr>
+            <w:tcW w:w="1013" w:type="pct"/>
+            <w:vAlign w:val="center"/>
+          </w:tcPr>
+          <w:p>
+            <w:proofErr w:type="spellStart"/>
+            <w:r>
+              <w:t>usu_func_id</w:t>
+            </w:r>
+            <w:proofErr w:type="spellEnd"/>
+          </w:p>
+        </w:tc>
+        <w:tc>
+          <w:tcPr>
+            <w:tcW w:w="861" w:type="pct"/>
+            <w:vAlign w:val="center"/>
+          </w:tcPr>
+          <w:p>
+            <w:pPr>
+              <w:jc w:val="center"/>
+            </w:pPr>
+            <w:r>
+              <w:t>INT</w:t>
+            </w:r>
+          </w:p>
+        </w:tc>
+        <w:tc>
+          <w:tcPr>
+            <w:tcW w:w="507" w:type="pct"/>
+            <w:vAlign w:val="center"/>
+          </w:tcPr>
+          <w:p>
+            <w:pPr>
+              <w:jc w:val="center"/>
+            </w:pPr>
+          </w:p>
+        </w:tc>
+        <w:tc>
+          <w:tcPr>
+            <w:tcW w:w="203" w:type="pct"/>
+            <w:vAlign w:val="center"/>
+          </w:tcPr>
+          <w:p>
+            <w:pPr>
+              <w:jc w:val="center"/>
+            </w:pPr>
+          </w:p>
+        </w:tc>
+        <w:tc>
+          <w:tcPr>
+            <w:tcW w:w="203" w:type="pct"/>
+            <w:vAlign w:val="center"/>
+          </w:tcPr>
+          <w:p>
+            <w:pPr>
+              <w:jc w:val="center"/>
+            </w:pPr>
+            <w:r>
+              <w:t>X</w:t>
+            </w:r>
+          </w:p>
+        </w:tc>
+        <w:tc>
+          <w:tcPr>
+            <w:tcW w:w="1151" w:type="pct"/>
+          </w:tcPr>
+          <w:p>
+            <w:r>
+              <w:t>Gerado Após o cadastro d</w:t>
+            </w:r>
+            <w:r>
+              <w:t xml:space="preserve">o </w:t>
+            </w:r>
+            <w:proofErr w:type="spellStart"/>
+            <w:r>
+              <w:t>usuario</w:t>
+            </w:r>
+            <w:proofErr w:type="spellEnd"/>
+            <w:r>
+              <w:t>. ID Auto Incremento</w:t>
+            </w:r>
+          </w:p>
+        </w:tc>
+      </w:tr>
+      <w:tr>
+        <w:tc>
+          <w:tcPr>
+            <w:tcW w:w="1062" w:type="pct"/>
+            <w:vAlign w:val="center"/>
+          </w:tcPr>
+          <w:p>
+            <w:r>
+              <w:t>Login</w:t>
+            </w:r>
+          </w:p>
+        </w:tc>
+        <w:tc>
+          <w:tcPr>
+            <w:tcW w:w="1013" w:type="pct"/>
+            <w:vAlign w:val="center"/>
+          </w:tcPr>
+          <w:p>
+            <w:proofErr w:type="spellStart"/>
+            <w:r>
+              <w:t>usu_login</w:t>
+            </w:r>
+            <w:proofErr w:type="spellEnd"/>
+          </w:p>
+        </w:tc>
+        <w:tc>
+          <w:tcPr>
+            <w:tcW w:w="861" w:type="pct"/>
+            <w:vAlign w:val="center"/>
+          </w:tcPr>
+          <w:p>
+            <w:pPr>
+              <w:jc w:val="center"/>
+            </w:pPr>
+            <w:r>
+              <w:t>VARCHAR</w:t>
+            </w:r>
+          </w:p>
+        </w:tc>
+        <w:tc>
+          <w:tcPr>
+            <w:tcW w:w="507" w:type="pct"/>
+            <w:vAlign w:val="center"/>
+          </w:tcPr>
+          <w:p>
+            <w:pPr>
+              <w:jc w:val="center"/>
+            </w:pPr>
+            <w:r>
+              <w:t>80</w:t>
+            </w:r>
+          </w:p>
+        </w:tc>
+        <w:tc>
+          <w:tcPr>
+            <w:tcW w:w="203" w:type="pct"/>
+            <w:vAlign w:val="center"/>
+          </w:tcPr>
+          <w:p>
+            <w:pPr>
+              <w:jc w:val="center"/>
+            </w:pPr>
+          </w:p>
+        </w:tc>
+        <w:tc>
+          <w:tcPr>
+            <w:tcW w:w="203" w:type="pct"/>
+            <w:vAlign w:val="center"/>
+          </w:tcPr>
+          <w:p>
+            <w:pPr>
+              <w:jc w:val="center"/>
+            </w:pPr>
+          </w:p>
+        </w:tc>
+        <w:tc>
+          <w:tcPr>
+            <w:tcW w:w="1151" w:type="pct"/>
+          </w:tcPr>
+          <w:p/>
+        </w:tc>
+      </w:tr>
+      <w:tr>
+        <w:tc>
+          <w:tcPr>
+            <w:tcW w:w="1062" w:type="pct"/>
+            <w:vAlign w:val="center"/>
+          </w:tcPr>
+          <w:p>
+            <w:r>
+              <w:t>Senha</w:t>
+            </w:r>
+          </w:p>
+        </w:tc>
+        <w:tc>
+          <w:tcPr>
+            <w:tcW w:w="1013" w:type="pct"/>
+            <w:vAlign w:val="center"/>
+          </w:tcPr>
+          <w:p>
+            <w:proofErr w:type="spellStart"/>
+            <w:r>
+              <w:t>usu_senha</w:t>
+            </w:r>
+            <w:proofErr w:type="spellEnd"/>
+          </w:p>
+        </w:tc>
+        <w:tc>
+          <w:tcPr>
+            <w:tcW w:w="861" w:type="pct"/>
+            <w:vAlign w:val="center"/>
+          </w:tcPr>
+          <w:p>
+            <w:pPr>
+              <w:jc w:val="center"/>
+            </w:pPr>
+            <w:r>
+              <w:t>VARCHAR</w:t>
+            </w:r>
+          </w:p>
+        </w:tc>
+        <w:tc>
+          <w:tcPr>
+            <w:tcW w:w="507" w:type="pct"/>
+            <w:vAlign w:val="center"/>
+          </w:tcPr>
+          <w:p>
+            <w:pPr>
+              <w:jc w:val="center"/>
+            </w:pPr>
+            <w:r>
+              <w:t>255</w:t>
+            </w:r>
+          </w:p>
+        </w:tc>
+        <w:tc>
+          <w:tcPr>
+            <w:tcW w:w="203" w:type="pct"/>
+            <w:vAlign w:val="center"/>
+          </w:tcPr>
+          <w:p>
+            <w:pPr>
+              <w:jc w:val="center"/>
+            </w:pPr>
+          </w:p>
+        </w:tc>
+        <w:tc>
+          <w:tcPr>
+            <w:tcW w:w="203" w:type="pct"/>
+            <w:vAlign w:val="center"/>
+          </w:tcPr>
+          <w:p>
+            <w:pPr>
+              <w:jc w:val="center"/>
+            </w:pPr>
+          </w:p>
+        </w:tc>
+        <w:tc>
+          <w:tcPr>
+            <w:tcW w:w="1151" w:type="pct"/>
+          </w:tcPr>
+          <w:p/>
+        </w:tc>
+      </w:tr>
+      <w:tr>
+        <w:tc>
+          <w:tcPr>
+            <w:tcW w:w="1062" w:type="pct"/>
+            <w:vAlign w:val="center"/>
+          </w:tcPr>
+          <w:p>
+            <w:proofErr w:type="spellStart"/>
+            <w:r>
+              <w:t>Usuario</w:t>
+            </w:r>
+            <w:proofErr w:type="spellEnd"/>
+            <w:r>
+              <w:t xml:space="preserve"> ativo</w:t>
+            </w:r>
+          </w:p>
+        </w:tc>
+        <w:tc>
+          <w:tcPr>
+            <w:tcW w:w="1013" w:type="pct"/>
+            <w:vAlign w:val="center"/>
+          </w:tcPr>
+          <w:p>
+            <w:proofErr w:type="spellStart"/>
+            <w:r>
+              <w:t>usu_ativo</w:t>
+            </w:r>
+            <w:proofErr w:type="spellEnd"/>
+          </w:p>
+        </w:tc>
+        <w:tc>
+          <w:tcPr>
+            <w:tcW w:w="861" w:type="pct"/>
+            <w:vAlign w:val="center"/>
+          </w:tcPr>
+          <w:p>
+            <w:pPr>
+              <w:jc w:val="center"/>
+            </w:pPr>
+            <w:r>
+              <w:t>BIT</w:t>
+            </w:r>
+          </w:p>
+        </w:tc>
+        <w:tc>
+          <w:tcPr>
+            <w:tcW w:w="507" w:type="pct"/>
+            <w:vAlign w:val="center"/>
+          </w:tcPr>
+          <w:p>
+            <w:pPr>
+              <w:jc w:val="center"/>
+            </w:pPr>
+            <w:r>
+              <w:t>1</w:t>
+            </w:r>
+          </w:p>
+        </w:tc>
+        <w:tc>
+          <w:tcPr>
+            <w:tcW w:w="203" w:type="pct"/>
+            <w:vAlign w:val="center"/>
+          </w:tcPr>
+          <w:p>
+            <w:pPr>
+              <w:jc w:val="center"/>
+            </w:pPr>
+          </w:p>
+        </w:tc>
+        <w:tc>
+          <w:tcPr>
+            <w:tcW w:w="203" w:type="pct"/>
+            <w:vAlign w:val="center"/>
+          </w:tcPr>
+          <w:p>
+            <w:pPr>
+              <w:jc w:val="center"/>
+            </w:pPr>
+          </w:p>
+        </w:tc>
+        <w:tc>
+          <w:tcPr>
+            <w:tcW w:w="1151" w:type="pct"/>
+          </w:tcPr>
+          <w:p/>
+        </w:tc>
+      </w:tr>
+    </w:tbl>
+    <w:p>
+      <w:pPr>
+        <w:rPr>
+          <w:sz w:val="22"/>
+          <w:szCs w:val="20"/>
+        </w:rPr>
+      </w:pPr>
+      <w:r>
+        <w:rPr>
+          <w:sz w:val="22"/>
+          <w:szCs w:val="20"/>
+        </w:rPr>
+        <w:t>Fonte: Autoria própria</w:t>
+      </w:r>
+    </w:p>
+    <w:p>
+      <w:pPr>
+        <w:rPr>
+          <w:sz w:val="22"/>
+          <w:szCs w:val="20"/>
+        </w:rPr>
+      </w:pPr>
     </w:p>
     <w:sectPr>
       <w:pgSz w:w="16838" w:h="11906" w:orient="landscape"/>
@@ -5598,7 +5882,7 @@
 </file>
 
 <file path=word/numbering.xml><?xml version="1.0" encoding="utf-8"?>
-<w:numbering xmlns:wpc="http://schemas.microsoft.com/office/word/2010/wordprocessingCanvas" xmlns:cx="http://schemas.microsoft.com/office/drawing/2014/chartex" xmlns:cx1="http://schemas.microsoft.com/office/drawing/2015/9/8/chartex" xmlns:cx2="http://schemas.microsoft.com/office/drawing/2015/10/21/chartex" xmlns:cx3="http://schemas.microsoft.com/office/drawing/2016/5/9/chartex" xmlns:cx4="http://schemas.microsoft.com/office/drawing/2016/5/10/chartex" xmlns:cx5="http://schemas.microsoft.com/office/drawing/2016/5/11/chartex" xmlns:cx6="http://schemas.microsoft.com/office/drawing/2016/5/12/chartex" xmlns:cx7="http://schemas.microsoft.com/office/drawing/2016/5/13/chartex" xmlns:cx8="http://schemas.microsoft.com/office/drawing/2016/5/14/chartex" xmlns:mc="http://schemas.openxmlformats.org/markup-compatibility/2006" xmlns:aink="http://schemas.microsoft.com/office/drawing/2016/ink" xmlns:am3d="http://schemas.microsoft.com/office/drawing/2017/model3d" xmlns:o="urn:schemas-microsoft-com:office:office" xmlns:r="http://schemas.openxmlformats.org/officeDocument/2006/relationships" xmlns:m="http://schemas.openxmlformats.org/officeDocument/2006/math" xmlns:v="urn:schemas-microsoft-com:vml" xmlns:wp14="http://schemas.microsoft.com/office/word/2010/wordprocessingDrawing" xmlns:wp="http://schemas.openxmlformats.org/drawingml/2006/wordprocessingDrawing" xmlns:w10="urn:schemas-microsoft-com:office:word" xmlns:w="http://schemas.openxmlformats.org/wordprocessingml/2006/main" xmlns:w14="http://schemas.microsoft.com/office/word/2010/wordml" xmlns:w15="http://schemas.microsoft.com/office/word/2012/wordml" xmlns:w16cid="http://schemas.microsoft.com/office/word/2016/wordml/cid" xmlns:w16se="http://schemas.microsoft.com/office/word/2015/wordml/symex" xmlns:wpg="http://schemas.microsoft.com/office/word/2010/wordprocessingGroup" xmlns:wpi="http://schemas.microsoft.com/office/word/2010/wordprocessingInk" xmlns:wne="http://schemas.microsoft.com/office/word/2006/wordml" xmlns:wps="http://schemas.microsoft.com/office/word/2010/wordprocessingShape" mc:Ignorable="w14 w15 w16se w16cid wp14">
+<w:numbering xmlns:wpc="http://schemas.microsoft.com/office/word/2010/wordprocessingCanvas" xmlns:cx="http://schemas.microsoft.com/office/drawing/2014/chartex" xmlns:cx1="http://schemas.microsoft.com/office/drawing/2015/9/8/chartex" xmlns:cx2="http://schemas.microsoft.com/office/drawing/2015/10/21/chartex" xmlns:cx3="http://schemas.microsoft.com/office/drawing/2016/5/9/chartex" xmlns:cx4="http://schemas.microsoft.com/office/drawing/2016/5/10/chartex" xmlns:cx5="http://schemas.microsoft.com/office/drawing/2016/5/11/chartex" xmlns:cx6="http://schemas.microsoft.com/office/drawing/2016/5/12/chartex" xmlns:cx7="http://schemas.microsoft.com/office/drawing/2016/5/13/chartex" xmlns:cx8="http://schemas.microsoft.com/office/drawing/2016/5/14/chartex" xmlns:mc="http://schemas.openxmlformats.org/markup-compatibility/2006" xmlns:aink="http://schemas.microsoft.com/office/drawing/2016/ink" xmlns:am3d="http://schemas.microsoft.com/office/drawing/2017/model3d" xmlns:o="urn:schemas-microsoft-com:office:office" xmlns:oel="http://schemas.microsoft.com/office/2019/extlst" xmlns:r="http://schemas.openxmlformats.org/officeDocument/2006/relationships" xmlns:m="http://schemas.openxmlformats.org/officeDocument/2006/math" xmlns:v="urn:schemas-microsoft-com:vml" xmlns:wp14="http://schemas.microsoft.com/office/word/2010/wordprocessingDrawing" xmlns:wp="http://schemas.openxmlformats.org/drawingml/2006/wordprocessingDrawing" xmlns:w10="urn:schemas-microsoft-com:office:word" xmlns:w="http://schemas.openxmlformats.org/wordprocessingml/2006/main" xmlns:w14="http://schemas.microsoft.com/office/word/2010/wordml" xmlns:w15="http://schemas.microsoft.com/office/word/2012/wordml" xmlns:w16cex="http://schemas.microsoft.com/office/word/2018/wordml/cex" xmlns:w16cid="http://schemas.microsoft.com/office/word/2016/wordml/cid" xmlns:w16="http://schemas.microsoft.com/office/word/2018/wordml" xmlns:w16sdtdh="http://schemas.microsoft.com/office/word/2020/wordml/sdtdatahash" xmlns:w16se="http://schemas.microsoft.com/office/word/2015/wordml/symex" xmlns:wpg="http://schemas.microsoft.com/office/word/2010/wordprocessingGroup" xmlns:wpi="http://schemas.microsoft.com/office/word/2010/wordprocessingInk" xmlns:wne="http://schemas.microsoft.com/office/word/2006/wordml" xmlns:wps="http://schemas.microsoft.com/office/word/2010/wordprocessingShape" mc:Ignorable="w14 w15 w16se w16cid w16 w16cex w16sdtdh wp14">
   <w:abstractNum w:abstractNumId="0" w15:restartNumberingAfterBreak="0">
     <w:nsid w:val="279C589A"/>
     <w:multiLevelType w:val="hybridMultilevel"/>
@@ -5688,14 +5972,14 @@
       </w:pPr>
     </w:lvl>
   </w:abstractNum>
-  <w:num w:numId="1">
+  <w:num w:numId="1" w16cid:durableId="1221482248">
     <w:abstractNumId w:val="0"/>
   </w:num>
 </w:numbering>
 </file>
 
 <file path=word/styles.xml><?xml version="1.0" encoding="utf-8"?>
-<w:styles xmlns:mc="http://schemas.openxmlformats.org/markup-compatibility/2006" xmlns:r="http://schemas.openxmlformats.org/officeDocument/2006/relationships" xmlns:w="http://schemas.openxmlformats.org/wordprocessingml/2006/main" xmlns:w14="http://schemas.microsoft.com/office/word/2010/wordml" xmlns:w15="http://schemas.microsoft.com/office/word/2012/wordml" xmlns:w16cid="http://schemas.microsoft.com/office/word/2016/wordml/cid" xmlns:w16se="http://schemas.microsoft.com/office/word/2015/wordml/symex" mc:Ignorable="w14 w15 w16se w16cid">
+<w:styles xmlns:mc="http://schemas.openxmlformats.org/markup-compatibility/2006" xmlns:r="http://schemas.openxmlformats.org/officeDocument/2006/relationships" xmlns:w="http://schemas.openxmlformats.org/wordprocessingml/2006/main" xmlns:w14="http://schemas.microsoft.com/office/word/2010/wordml" xmlns:w15="http://schemas.microsoft.com/office/word/2012/wordml" xmlns:w16cex="http://schemas.microsoft.com/office/word/2018/wordml/cex" xmlns:w16cid="http://schemas.microsoft.com/office/word/2016/wordml/cid" xmlns:w16="http://schemas.microsoft.com/office/word/2018/wordml" xmlns:w16sdtdh="http://schemas.microsoft.com/office/word/2020/wordml/sdtdatahash" xmlns:w16se="http://schemas.microsoft.com/office/word/2015/wordml/symex" mc:Ignorable="w14 w15 w16se w16cid w16 w16cex w16sdtdh">
   <w:docDefaults>
     <w:rPrDefault>
       <w:rPr>
@@ -5711,7 +5995,7 @@
       </w:pPr>
     </w:pPrDefault>
   </w:docDefaults>
-  <w:latentStyles w:defLockedState="0" w:defUIPriority="99" w:defSemiHidden="0" w:defUnhideWhenUsed="0" w:defQFormat="0" w:count="375">
+  <w:latentStyles w:defLockedState="0" w:defUIPriority="99" w:defSemiHidden="0" w:defUnhideWhenUsed="0" w:defQFormat="0" w:count="376">
     <w:lsdException w:name="Normal" w:uiPriority="0" w:qFormat="1"/>
     <w:lsdException w:name="heading 1" w:uiPriority="9" w:qFormat="1"/>
     <w:lsdException w:name="heading 2" w:semiHidden="1" w:uiPriority="9" w:unhideWhenUsed="1" w:qFormat="1"/>
@@ -6087,6 +6371,7 @@
     <w:lsdException w:name="Smart Hyperlink" w:semiHidden="1" w:unhideWhenUsed="1"/>
     <w:lsdException w:name="Hashtag" w:semiHidden="1" w:unhideWhenUsed="1"/>
     <w:lsdException w:name="Unresolved Mention" w:semiHidden="1" w:unhideWhenUsed="1"/>
+    <w:lsdException w:name="Smart Link" w:semiHidden="1" w:unhideWhenUsed="1"/>
   </w:latentStyles>
   <w:style w:type="paragraph" w:default="1" w:styleId="Normal">
     <w:name w:val="Normal"/>
